--- a/downloads/附件二_富宇大地全區地籍圖及出入證明.docx
+++ b/downloads/附件二_富宇大地全區地籍圖及出入證明.docx
@@ -4,46 +4,42 @@
   <w:body>
     <w:p>
       <w:pPr>
-        <w:spacing w:before="200" w:after="80"/>
+        <w:spacing w:before="0" w:after="40"/>
         <w:jc w:val="center"/>
       </w:pPr>
       <w:r>
         <w:rPr>
           <w:rFonts w:ascii="PingFang TC" w:hAnsi="PingFang TC"/>
           <w:b/>
-          <w:color w:val="A83212"/>
-          <w:sz w:val="32"/>
+          <w:color w:val="B8860B"/>
+          <w:sz w:val="26"/>
         </w:rPr>
-        <w:t>【附件二】富宇大地全區地籍配置圖</w:t>
-        <w:br/>
-        <w:t>暨富宇大境（A2 區）獨立出入地理證明書</w:t>
+        <w:t>【附件二】富宇大地全區地籍圖及建築配置出入圖說</w:t>
       </w:r>
     </w:p>
     <w:p>
       <w:pPr>
-        <w:spacing w:before="40" w:after="280"/>
+        <w:spacing w:before="0" w:after="80"/>
         <w:jc w:val="center"/>
       </w:pPr>
       <w:r>
         <w:rPr>
           <w:rFonts w:ascii="PingFang TC" w:hAnsi="PingFang TC"/>
-          <w:b/>
-          <w:color w:val="DE5814"/>
-          <w:sz w:val="19"/>
+          <w:color w:val="8C8273"/>
+          <w:sz w:val="16"/>
         </w:rPr>
-        <w:t>證明 A2 大境 6 戶面臨公有計畫道路龍社路，出入完全獨立，未途經內部私設巷道</w:t>
+        <w:t>佐證 A2 富宇大境 6 戶面臨公有計畫道路「龍社路」獨立出入，無袋地爭議</w:t>
       </w:r>
     </w:p>
     <w:p>
       <w:pPr>
+        <w:spacing w:before="40" w:after="80"/>
         <w:jc w:val="center"/>
       </w:pPr>
-    </w:p>
-    <w:p>
       <w:r>
         <w:drawing>
           <wp:inline xmlns:a="http://schemas.openxmlformats.org/drawingml/2006/main" xmlns:pic="http://schemas.openxmlformats.org/drawingml/2006/picture">
-            <wp:extent cx="5669280" cy="4006291"/>
+            <wp:extent cx="6048000" cy="4273920"/>
             <wp:docPr id="1" name="Picture 1"/>
             <wp:cNvGraphicFramePr>
               <a:graphicFrameLocks noChangeAspect="1"/>
@@ -64,7 +60,7 @@
                   <pic:spPr>
                     <a:xfrm>
                       <a:off x="0" y="0"/>
-                      <a:ext cx="5669280" cy="4006291"/>
+                      <a:ext cx="6048000" cy="4273920"/>
                     </a:xfrm>
                     <a:prstGeom prst="rect"/>
                   </pic:spPr>
@@ -82,52 +78,58 @@
         <w:tblLook w:firstColumn="1" w:firstRow="1" w:lastColumn="0" w:lastRow="0" w:noHBand="0" w:noVBand="1" w:val="04A0"/>
       </w:tblPr>
       <w:tblGrid>
-        <w:gridCol w:w="4819"/>
-        <w:gridCol w:w="4819"/>
+        <w:gridCol w:w="4933"/>
+        <w:gridCol w:w="4933"/>
       </w:tblGrid>
       <w:tr>
         <w:tc>
           <w:tcPr>
-            <w:tcW w:type="dxa" w:w="2041"/>
-            <w:shd w:fill="FFFBEB"/>
+            <w:tcW w:type="dxa" w:w="1587"/>
+            <w:shd w:fill="FFFDF5"/>
             <w:tcMar>
-              <w:top w:w="80" w:type="dxa"/>
-              <w:bottom w:w="80" w:type="dxa"/>
-              <w:left w:w="100" w:type="dxa"/>
-              <w:right w:w="100" w:type="dxa"/>
+              <w:top w:w="30" w:type="dxa"/>
+              <w:bottom w:w="30" w:type="dxa"/>
+              <w:left w:w="60" w:type="dxa"/>
+              <w:right w:w="60" w:type="dxa"/>
             </w:tcMar>
           </w:tcPr>
           <w:p>
+            <w:pPr>
+              <w:spacing w:after="0"/>
+            </w:pPr>
             <w:r>
               <w:rPr>
                 <w:rFonts w:ascii="PingFang TC" w:hAnsi="PingFang TC"/>
                 <w:b/>
-                <w:color w:val="A83212"/>
-                <w:sz w:val="17"/>
+                <w:color w:val="B8860B"/>
+                <w:sz w:val="16"/>
               </w:rPr>
-              <w:t>標的戶別與門牌</w:t>
+              <w:t>地籍坐落地號</w:t>
             </w:r>
           </w:p>
         </w:tc>
         <w:tc>
           <w:tcPr>
-            <w:tcW w:type="dxa" w:w="7597"/>
+            <w:tcW w:type="dxa" w:w="8277"/>
             <w:shd w:fill="FFFFFF"/>
             <w:tcMar>
-              <w:top w:w="80" w:type="dxa"/>
-              <w:bottom w:w="80" w:type="dxa"/>
-              <w:left w:w="100" w:type="dxa"/>
-              <w:right w:w="100" w:type="dxa"/>
+              <w:top w:w="30" w:type="dxa"/>
+              <w:bottom w:w="30" w:type="dxa"/>
+              <w:left w:w="60" w:type="dxa"/>
+              <w:right w:w="60" w:type="dxa"/>
             </w:tcMar>
           </w:tcPr>
           <w:p>
+            <w:pPr>
+              <w:spacing w:after="0"/>
+            </w:pPr>
             <w:r>
               <w:rPr>
                 <w:rFonts w:ascii="PingFang TC" w:hAnsi="PingFang TC"/>
-                <w:color w:val="2D3748"/>
-                <w:sz w:val="17"/>
+                <w:color w:val="1A1D20"/>
+                <w:sz w:val="16"/>
               </w:rPr>
-              <w:t>富宇大境（A2 區）共 6 戶透天別墅（台中市沙鹿區龍社路 593、595、597、599、601、603 號）</w:t>
+              <w:t>台中市沙鹿區龍目井段龍泉小段相關地號（以地政事務所建物測量成果圖與地籍謄本為準）</w:t>
             </w:r>
           </w:p>
         </w:tc>
@@ -135,46 +137,52 @@
       <w:tr>
         <w:tc>
           <w:tcPr>
-            <w:tcW w:type="dxa" w:w="2041"/>
-            <w:shd w:fill="FFFBEB"/>
+            <w:tcW w:type="dxa" w:w="1587"/>
+            <w:shd w:fill="FFFDF5"/>
             <w:tcMar>
-              <w:top w:w="80" w:type="dxa"/>
-              <w:bottom w:w="80" w:type="dxa"/>
-              <w:left w:w="100" w:type="dxa"/>
-              <w:right w:w="100" w:type="dxa"/>
+              <w:top w:w="30" w:type="dxa"/>
+              <w:bottom w:w="30" w:type="dxa"/>
+              <w:left w:w="60" w:type="dxa"/>
+              <w:right w:w="60" w:type="dxa"/>
             </w:tcMar>
           </w:tcPr>
           <w:p>
+            <w:pPr>
+              <w:spacing w:after="0"/>
+            </w:pPr>
             <w:r>
               <w:rPr>
                 <w:rFonts w:ascii="PingFang TC" w:hAnsi="PingFang TC"/>
                 <w:b/>
-                <w:color w:val="A83212"/>
-                <w:sz w:val="17"/>
+                <w:color w:val="B8860B"/>
+                <w:sz w:val="16"/>
               </w:rPr>
-              <w:t>臨接道路屬性</w:t>
+              <w:t>基地出入條件</w:t>
             </w:r>
           </w:p>
         </w:tc>
         <w:tc>
           <w:tcPr>
-            <w:tcW w:type="dxa" w:w="7597"/>
-            <w:shd w:fill="F8FAFC"/>
+            <w:tcW w:type="dxa" w:w="8277"/>
+            <w:shd w:fill="FAF8F2"/>
             <w:tcMar>
-              <w:top w:w="80" w:type="dxa"/>
-              <w:bottom w:w="80" w:type="dxa"/>
-              <w:left w:w="100" w:type="dxa"/>
-              <w:right w:w="100" w:type="dxa"/>
+              <w:top w:w="30" w:type="dxa"/>
+              <w:bottom w:w="30" w:type="dxa"/>
+              <w:left w:w="60" w:type="dxa"/>
+              <w:right w:w="60" w:type="dxa"/>
             </w:tcMar>
           </w:tcPr>
           <w:p>
+            <w:pPr>
+              <w:spacing w:after="0"/>
+            </w:pPr>
             <w:r>
               <w:rPr>
                 <w:rFonts w:ascii="PingFang TC" w:hAnsi="PingFang TC"/>
-                <w:color w:val="2D3748"/>
-                <w:sz w:val="17"/>
+                <w:color w:val="1A1D20"/>
+                <w:sz w:val="16"/>
               </w:rPr>
-              <w:t>直接面臨台中市都市計畫公有道路「龍社路」，路寬充足，人員與車輛直接銜接市區幹道</w:t>
+              <w:t>直接面臨公有計畫道路龍社路，出入動線完全獨立，無須通行富宇大地內部私設巷道（如 642 巷等）</w:t>
             </w:r>
           </w:p>
         </w:tc>
@@ -182,46 +190,52 @@
       <w:tr>
         <w:tc>
           <w:tcPr>
-            <w:tcW w:type="dxa" w:w="2041"/>
-            <w:shd w:fill="FFFBEB"/>
+            <w:tcW w:type="dxa" w:w="1587"/>
+            <w:shd w:fill="FFFDF5"/>
             <w:tcMar>
-              <w:top w:w="80" w:type="dxa"/>
-              <w:bottom w:w="80" w:type="dxa"/>
-              <w:left w:w="100" w:type="dxa"/>
-              <w:right w:w="100" w:type="dxa"/>
+              <w:top w:w="30" w:type="dxa"/>
+              <w:bottom w:w="30" w:type="dxa"/>
+              <w:left w:w="60" w:type="dxa"/>
+              <w:right w:w="60" w:type="dxa"/>
             </w:tcMar>
           </w:tcPr>
           <w:p>
+            <w:pPr>
+              <w:spacing w:after="0"/>
+            </w:pPr>
             <w:r>
               <w:rPr>
                 <w:rFonts w:ascii="PingFang TC" w:hAnsi="PingFang TC"/>
                 <w:b/>
-                <w:color w:val="A83212"/>
-                <w:sz w:val="17"/>
+                <w:color w:val="B8860B"/>
+                <w:sz w:val="16"/>
               </w:rPr>
-              <w:t>內部巷道通行關係</w:t>
+              <w:t>袋地通行爭議</w:t>
             </w:r>
           </w:p>
         </w:tc>
         <w:tc>
           <w:tcPr>
-            <w:tcW w:type="dxa" w:w="7597"/>
+            <w:tcW w:type="dxa" w:w="8277"/>
             <w:shd w:fill="FFFFFF"/>
             <w:tcMar>
-              <w:top w:w="80" w:type="dxa"/>
-              <w:bottom w:w="80" w:type="dxa"/>
-              <w:left w:w="100" w:type="dxa"/>
-              <w:right w:w="100" w:type="dxa"/>
+              <w:top w:w="30" w:type="dxa"/>
+              <w:bottom w:w="30" w:type="dxa"/>
+              <w:left w:w="60" w:type="dxa"/>
+              <w:right w:w="60" w:type="dxa"/>
             </w:tcMar>
           </w:tcPr>
           <w:p>
+            <w:pPr>
+              <w:spacing w:after="0"/>
+            </w:pPr>
             <w:r>
               <w:rPr>
                 <w:rFonts w:ascii="PingFang TC" w:hAnsi="PingFang TC"/>
-                <w:color w:val="2D3748"/>
-                <w:sz w:val="17"/>
+                <w:color w:val="1A1D20"/>
+                <w:sz w:val="16"/>
               </w:rPr>
-              <w:t>完全無需進入或通行富宇大地內部私設巷道（如 638 巷、642 巷、646 巷等）</w:t>
+              <w:t>無袋地通行問題。無須經過他人私設巷道，符合民法及建築技術規則獨立臨路要求</w:t>
             </w:r>
           </w:p>
         </w:tc>
@@ -229,93 +243,53 @@
       <w:tr>
         <w:tc>
           <w:tcPr>
-            <w:tcW w:type="dxa" w:w="2041"/>
-            <w:shd w:fill="FFFBEB"/>
+            <w:tcW w:type="dxa" w:w="1587"/>
+            <w:shd w:fill="FFFDF5"/>
             <w:tcMar>
-              <w:top w:w="80" w:type="dxa"/>
-              <w:bottom w:w="80" w:type="dxa"/>
-              <w:left w:w="100" w:type="dxa"/>
-              <w:right w:w="100" w:type="dxa"/>
+              <w:top w:w="30" w:type="dxa"/>
+              <w:bottom w:w="30" w:type="dxa"/>
+              <w:left w:w="60" w:type="dxa"/>
+              <w:right w:w="60" w:type="dxa"/>
             </w:tcMar>
           </w:tcPr>
           <w:p>
+            <w:pPr>
+              <w:spacing w:after="0"/>
+            </w:pPr>
             <w:r>
               <w:rPr>
                 <w:rFonts w:ascii="PingFang TC" w:hAnsi="PingFang TC"/>
                 <w:b/>
-                <w:color w:val="A83212"/>
-                <w:sz w:val="17"/>
+                <w:color w:val="B8860B"/>
+                <w:sz w:val="16"/>
               </w:rPr>
-              <w:t>共用設施關聯</w:t>
+              <w:t>管理分流法理</w:t>
             </w:r>
           </w:p>
         </w:tc>
         <w:tc>
           <w:tcPr>
-            <w:tcW w:type="dxa" w:w="7597"/>
-            <w:shd w:fill="F8FAFC"/>
+            <w:tcW w:type="dxa" w:w="8277"/>
+            <w:shd w:fill="FAF8F2"/>
             <w:tcMar>
-              <w:top w:w="80" w:type="dxa"/>
-              <w:bottom w:w="80" w:type="dxa"/>
-              <w:left w:w="100" w:type="dxa"/>
-              <w:right w:w="100" w:type="dxa"/>
+              <w:top w:w="30" w:type="dxa"/>
+              <w:bottom w:w="30" w:type="dxa"/>
+              <w:left w:w="60" w:type="dxa"/>
+              <w:right w:w="60" w:type="dxa"/>
             </w:tcMar>
           </w:tcPr>
           <w:p>
-            <w:r>
-              <w:rPr>
-                <w:rFonts w:ascii="PingFang TC" w:hAnsi="PingFang TC"/>
-                <w:color w:val="2D3748"/>
-                <w:sz w:val="17"/>
-              </w:rPr>
-              <w:t>與大社區內部之貨櫃屋管理室、流動廁所、兒童遊樂綠地無物理重疊，具備百分之百獨立使用性</w:t>
-            </w:r>
-          </w:p>
-        </w:tc>
-      </w:tr>
-      <w:tr>
-        <w:tc>
-          <w:tcPr>
-            <w:tcW w:type="dxa" w:w="2041"/>
-            <w:shd w:fill="FFFBEB"/>
-            <w:tcMar>
-              <w:top w:w="80" w:type="dxa"/>
-              <w:bottom w:w="80" w:type="dxa"/>
-              <w:left w:w="100" w:type="dxa"/>
-              <w:right w:w="100" w:type="dxa"/>
-            </w:tcMar>
-          </w:tcPr>
-          <w:p>
+            <w:pPr>
+              <w:spacing w:after="0"/>
+            </w:pPr>
             <w:r>
               <w:rPr>
                 <w:rFonts w:ascii="PingFang TC" w:hAnsi="PingFang TC"/>
                 <w:b/>
-                <w:color w:val="A83212"/>
-                <w:sz w:val="17"/>
+                <w:color w:val="1A1D20"/>
+                <w:sz w:val="16"/>
               </w:rPr>
-              <w:t>法定分割結論</w:t>
-            </w:r>
-          </w:p>
-        </w:tc>
-        <w:tc>
-          <w:tcPr>
-            <w:tcW w:type="dxa" w:w="7597"/>
-            <w:shd w:fill="FFFFFF"/>
-            <w:tcMar>
-              <w:top w:w="80" w:type="dxa"/>
-              <w:bottom w:w="80" w:type="dxa"/>
-              <w:left w:w="100" w:type="dxa"/>
-              <w:right w:w="100" w:type="dxa"/>
-            </w:tcMar>
-          </w:tcPr>
-          <w:p>
-            <w:r>
-              <w:rPr>
-                <w:rFonts w:ascii="PingFang TC" w:hAnsi="PingFang TC"/>
-                <w:color w:val="2D3748"/>
-                <w:sz w:val="17"/>
-              </w:rPr>
-              <w:t>完全符合《公寓大廈管理條例》第 26 條第 1 項「得獨立使用且能分別成立管理委員會」之構成要件</w:t>
+              <w:t>符合《公寓大廈管理條例》第 53 條集居地區獨立出入與管理分流之客觀準用要件</w:t>
             </w:r>
           </w:p>
         </w:tc>
@@ -325,7 +299,7 @@
       <w:headerReference w:type="default" r:id="rId9"/>
       <w:footerReference w:type="default" r:id="rId10"/>
       <w:pgSz w:w="11906" w:h="16838"/>
-      <w:pgMar w:top="1134" w:right="1134" w:bottom="1134" w:left="1134" w:header="720" w:footer="720" w:gutter="0"/>
+      <w:pgMar w:top="794" w:right="1020" w:bottom="794" w:left="1020" w:header="720" w:footer="720" w:gutter="0"/>
       <w:cols w:space="720"/>
       <w:docGrid w:linePitch="360"/>
     </w:sectPr>
@@ -398,10 +372,10 @@
     <w:r>
       <w:rPr>
         <w:rFonts w:ascii="PingFang TC" w:hAnsi="PingFang TC"/>
-        <w:color w:val="718096"/>
-        <w:sz w:val="17"/>
-      </w:rPr>
-      <w:t>附件二：富宇大地全區地籍圖及出入證明 ｜ 法定附件</w:t>
+        <w:color w:val="8C8273"/>
+        <w:sz w:val="16"/>
+      </w:rPr>
+      <w:t>附件二：富宇大地全區地籍圖及出入證明 ｜ 專案編號：FY-SPLIT-2026-A2</w:t>
     </w:r>
   </w:p>
 </w:hdr>
